--- a/DocTesting/DOC Testing.docx
+++ b/DocTesting/DOC Testing.docx
@@ -11,10 +11,12 @@
     </w:p>
     <w:p>
       <w:pPr>
-        <w:rPr>
-          <w:noProof/>
-        </w:rPr>
-      </w:pPr>
+        <w:jc w:val="center"/>
+        <w:rPr>
+          <w:noProof/>
+        </w:rPr>
+      </w:pPr>
+      <w:bookmarkStart w:id="0" w:name="_GoBack"/>
       <w:r>
         <w:rPr>
           <w:noProof/>
@@ -22,6 +24,7 @@
         <w:t>DOC Testing- DSA</w:t>
       </w:r>
     </w:p>
+    <w:bookmarkEnd w:id="0"/>
     <w:p>
       <w:pPr>
         <w:rPr>
@@ -88,8 +91,6 @@
           </wp:inline>
         </w:drawing>
       </w:r>
-      <w:bookmarkStart w:id="0" w:name="_GoBack"/>
-      <w:bookmarkEnd w:id="0"/>
     </w:p>
     <w:p>
       <w:pPr>
